--- a/러시아 인권변호사/7부/7부_8화_이리나의_정면_대결.docx
+++ b/러시아 인권변호사/7부/7부_8화_이리나의_정면_대결.docx
@@ -438,6 +438,98 @@
     </w:p>
     <w:p>
       <w:pPr>
+        <w:spacing w:before="0" w:after="110" w:line="300" w:lineRule="auto"/>
+      </w:pPr>
+      <w:r>
+        <w:rPr>
+          <w:rFonts w:ascii="Times New Roman" w:hAnsi="Times New Roman" w:eastAsia="Malgun Gothic"/>
+          <w:b/>
+          <w:i w:val="0"/>
+          <w:sz w:val="22"/>
+        </w:rPr>
+        <w:t xml:space="preserve">Гребенщиков: </w:t>
+      </w:r>
+      <w:r>
+        <w:rPr>
+          <w:rFonts w:ascii="Times New Roman" w:hAnsi="Times New Roman" w:eastAsia="Malgun Gothic"/>
+          <w:b w:val="0"/>
+          <w:i w:val="0"/>
+          <w:sz w:val="22"/>
+        </w:rPr>
+        <w:t>И ещё. На слушании Радищев выступил сразу после вас и сказал, что приказ предлагал он. Депутаты это оценили.</w:t>
+      </w:r>
+    </w:p>
+    <w:p>
+      <w:pPr>
+        <w:spacing w:before="0" w:after="110" w:line="300" w:lineRule="auto"/>
+      </w:pPr>
+      <w:r>
+        <w:rPr>
+          <w:rFonts w:ascii="Times New Roman" w:hAnsi="Times New Roman" w:eastAsia="Malgun Gothic"/>
+          <w:b/>
+          <w:i w:val="0"/>
+          <w:sz w:val="22"/>
+        </w:rPr>
+        <w:t xml:space="preserve">Лёша: </w:t>
+      </w:r>
+      <w:r>
+        <w:rPr>
+          <w:rFonts w:ascii="Times New Roman" w:hAnsi="Times New Roman" w:eastAsia="Malgun Gothic"/>
+          <w:b w:val="0"/>
+          <w:i w:val="0"/>
+          <w:sz w:val="22"/>
+        </w:rPr>
+        <w:t>Я тоже оценил.</w:t>
+      </w:r>
+    </w:p>
+    <w:p>
+      <w:pPr>
+        <w:spacing w:before="0" w:after="110" w:line="300" w:lineRule="auto"/>
+      </w:pPr>
+      <w:r>
+        <w:rPr>
+          <w:rFonts w:ascii="Times New Roman" w:hAnsi="Times New Roman" w:eastAsia="Malgun Gothic"/>
+          <w:b/>
+          <w:i w:val="0"/>
+          <w:sz w:val="22"/>
+        </w:rPr>
+        <w:t xml:space="preserve">Гребенщиков: </w:t>
+      </w:r>
+      <w:r>
+        <w:rPr>
+          <w:rFonts w:ascii="Times New Roman" w:hAnsi="Times New Roman" w:eastAsia="Malgun Gothic"/>
+          <w:b w:val="0"/>
+          <w:i w:val="0"/>
+          <w:sz w:val="22"/>
+        </w:rPr>
+        <w:t>Только имейте в виду: теперь он считает, что заработал право на новое предложение. Такие люди не приходят с пустыми руками.</w:t>
+      </w:r>
+    </w:p>
+    <w:p>
+      <w:pPr>
+        <w:spacing w:before="0" w:after="110" w:line="300" w:lineRule="auto"/>
+      </w:pPr>
+      <w:r>
+        <w:rPr>
+          <w:rFonts w:ascii="Times New Roman" w:hAnsi="Times New Roman" w:eastAsia="Malgun Gothic"/>
+          <w:b/>
+          <w:i w:val="0"/>
+          <w:sz w:val="22"/>
+        </w:rPr>
+        <w:t xml:space="preserve">Лёша: </w:t>
+      </w:r>
+      <w:r>
+        <w:rPr>
+          <w:rFonts w:ascii="Times New Roman" w:hAnsi="Times New Roman" w:eastAsia="Malgun Gothic"/>
+          <w:b w:val="0"/>
+          <w:i w:val="0"/>
+          <w:sz w:val="22"/>
+        </w:rPr>
+        <w:t>Пусть приходит. Посмотрим, что у него в руках.</w:t>
+      </w:r>
+    </w:p>
+    <w:p>
+      <w:pPr>
         <w:keepNext/>
         <w:spacing w:before="320" w:after="140"/>
       </w:pPr>
@@ -680,6 +772,131 @@
           <w:i w:val="0"/>
           <w:sz w:val="22"/>
         </w:rPr>
+        <w:t xml:space="preserve">Радищев: </w:t>
+      </w:r>
+      <w:r>
+        <w:rPr>
+          <w:rFonts w:ascii="Times New Roman" w:hAnsi="Times New Roman" w:eastAsia="Malgun Gothic"/>
+          <w:b w:val="0"/>
+          <w:i w:val="0"/>
+          <w:sz w:val="22"/>
+        </w:rPr>
+        <w:t>И, при всём уважении к Крылову, Ирина Олеговна, басни — плохой инструмент для военного планирования.</w:t>
+      </w:r>
+    </w:p>
+    <w:p>
+      <w:pPr>
+        <w:spacing w:before="0" w:after="110" w:line="300" w:lineRule="auto"/>
+      </w:pPr>
+      <w:r>
+        <w:rPr>
+          <w:rFonts w:ascii="Times New Roman" w:hAnsi="Times New Roman" w:eastAsia="Malgun Gothic"/>
+          <w:b/>
+          <w:i w:val="0"/>
+          <w:sz w:val="22"/>
+        </w:rPr>
+        <w:t xml:space="preserve">Ирина: </w:t>
+      </w:r>
+      <w:r>
+        <w:rPr>
+          <w:rFonts w:ascii="Times New Roman" w:hAnsi="Times New Roman" w:eastAsia="Malgun Gothic"/>
+          <w:b w:val="0"/>
+          <w:i w:val="0"/>
+          <w:sz w:val="22"/>
+        </w:rPr>
+        <w:t>Зато хороший — чтобы заметить, когда нас убеждают, что перестановка стульев и есть реформа.</w:t>
+      </w:r>
+    </w:p>
+    <w:p>
+      <w:pPr>
+        <w:spacing w:before="0" w:after="110" w:line="300" w:lineRule="auto"/>
+      </w:pPr>
+      <w:r>
+        <w:rPr>
+          <w:rFonts w:ascii="Times New Roman" w:hAnsi="Times New Roman" w:eastAsia="Malgun Gothic"/>
+          <w:b/>
+          <w:i w:val="0"/>
+          <w:sz w:val="22"/>
+        </w:rPr>
+        <w:t xml:space="preserve">Гребенщиков: </w:t>
+      </w:r>
+      <w:r>
+        <w:rPr>
+          <w:rFonts w:ascii="Times New Roman" w:hAnsi="Times New Roman" w:eastAsia="Malgun Gothic"/>
+          <w:b w:val="0"/>
+          <w:i/>
+          <w:color w:val="555555"/>
+          <w:sz w:val="22"/>
+        </w:rPr>
+        <w:t>(вполголоса)</w:t>
+      </w:r>
+      <w:r>
+        <w:rPr>
+          <w:rFonts w:ascii="Times New Roman" w:hAnsi="Times New Roman" w:eastAsia="Malgun Gothic"/>
+          <w:b w:val="0"/>
+          <w:i w:val="0"/>
+          <w:sz w:val="22"/>
+        </w:rPr>
+        <w:t xml:space="preserve"> Один — один.</w:t>
+      </w:r>
+    </w:p>
+    <w:p>
+      <w:pPr>
+        <w:spacing w:before="0" w:after="110" w:line="300" w:lineRule="auto"/>
+      </w:pPr>
+      <w:r>
+        <w:rPr>
+          <w:rFonts w:ascii="Times New Roman" w:hAnsi="Times New Roman" w:eastAsia="Malgun Gothic"/>
+          <w:b/>
+          <w:i w:val="0"/>
+          <w:sz w:val="22"/>
+        </w:rPr>
+        <w:t xml:space="preserve">Лёша: </w:t>
+      </w:r>
+      <w:r>
+        <w:rPr>
+          <w:rFonts w:ascii="Times New Roman" w:hAnsi="Times New Roman" w:eastAsia="Malgun Gothic"/>
+          <w:b w:val="0"/>
+          <w:i w:val="0"/>
+          <w:sz w:val="22"/>
+        </w:rPr>
+        <w:t>Анатолий Викторович.</w:t>
+      </w:r>
+    </w:p>
+    <w:p>
+      <w:pPr>
+        <w:spacing w:before="0" w:after="110" w:line="300" w:lineRule="auto"/>
+      </w:pPr>
+      <w:r>
+        <w:rPr>
+          <w:rFonts w:ascii="Times New Roman" w:hAnsi="Times New Roman" w:eastAsia="Malgun Gothic"/>
+          <w:b/>
+          <w:i w:val="0"/>
+          <w:sz w:val="22"/>
+        </w:rPr>
+        <w:t xml:space="preserve">Гребенщиков: </w:t>
+      </w:r>
+      <w:r>
+        <w:rPr>
+          <w:rFonts w:ascii="Times New Roman" w:hAnsi="Times New Roman" w:eastAsia="Malgun Gothic"/>
+          <w:b w:val="0"/>
+          <w:i w:val="0"/>
+          <w:sz w:val="22"/>
+        </w:rPr>
+        <w:t>Молчу, Алексей Николаевич.</w:t>
+      </w:r>
+    </w:p>
+    <w:p>
+      <w:pPr>
+        <w:spacing w:before="0" w:after="110" w:line="300" w:lineRule="auto"/>
+      </w:pPr>
+      <w:r>
+        <w:rPr>
+          <w:rFonts w:ascii="Times New Roman" w:hAnsi="Times New Roman" w:eastAsia="Malgun Gothic"/>
+          <w:b/>
+          <w:i w:val="0"/>
+          <w:sz w:val="22"/>
+        </w:rPr>
         <w:t xml:space="preserve">Катя: </w:t>
       </w:r>
       <w:r>
@@ -935,7 +1152,7 @@
           <w:i w:val="0"/>
           <w:sz w:val="22"/>
         </w:rPr>
-        <w:t>Тогда мы справимся с этим случаем так же, как справлялись с каждым непредвиденным кризисом за последние пять лет — трудно, но честно.</w:t>
+        <w:t>Тогда мы справимся с этим случаем так же, как справлялись с каждым непредвиденным кризисом за эти два года — трудно, но честно.</w:t>
       </w:r>
     </w:p>
     <w:p>
@@ -1028,6 +1245,164 @@
           <w:sz w:val="22"/>
         </w:rPr>
         <w:t>А отсутствие принципа — то, что убивает страны, Борис Игоревич, медленно, годами, пока никто не замечает, что случилось.</w:t>
+      </w:r>
+    </w:p>
+    <w:p>
+      <w:pPr>
+        <w:spacing w:before="0" w:after="110" w:line="300" w:lineRule="auto"/>
+      </w:pPr>
+      <w:r>
+        <w:rPr>
+          <w:rFonts w:ascii="Times New Roman" w:hAnsi="Times New Roman" w:eastAsia="Malgun Gothic"/>
+          <w:b/>
+          <w:i w:val="0"/>
+          <w:sz w:val="22"/>
+        </w:rPr>
+        <w:t xml:space="preserve">Лёша: </w:t>
+      </w:r>
+      <w:r>
+        <w:rPr>
+          <w:rFonts w:ascii="Times New Roman" w:hAnsi="Times New Roman" w:eastAsia="Malgun Gothic"/>
+          <w:b w:val="0"/>
+          <w:i/>
+          <w:color w:val="555555"/>
+          <w:sz w:val="22"/>
+        </w:rPr>
+        <w:t>(Радищеву)</w:t>
+      </w:r>
+      <w:r>
+        <w:rPr>
+          <w:rFonts w:ascii="Times New Roman" w:hAnsi="Times New Roman" w:eastAsia="Malgun Gothic"/>
+          <w:b w:val="0"/>
+          <w:i w:val="0"/>
+          <w:sz w:val="22"/>
+        </w:rPr>
+        <w:t xml:space="preserve"> Борис Игоревич, сколько раз за последние полгода ваш механизм понадобился бы на самом деле?</w:t>
+      </w:r>
+    </w:p>
+    <w:p>
+      <w:pPr>
+        <w:spacing w:before="0" w:after="110" w:line="300" w:lineRule="auto"/>
+      </w:pPr>
+      <w:r>
+        <w:rPr>
+          <w:rFonts w:ascii="Times New Roman" w:hAnsi="Times New Roman" w:eastAsia="Malgun Gothic"/>
+          <w:b/>
+          <w:i w:val="0"/>
+          <w:sz w:val="22"/>
+        </w:rPr>
+        <w:t xml:space="preserve">Радищев: </w:t>
+      </w:r>
+      <w:r>
+        <w:rPr>
+          <w:rFonts w:ascii="Times New Roman" w:hAnsi="Times New Roman" w:eastAsia="Malgun Gothic"/>
+          <w:b w:val="0"/>
+          <w:i w:val="0"/>
+          <w:sz w:val="22"/>
+        </w:rPr>
+        <w:t>Один раз. Северный пост.</w:t>
+      </w:r>
+    </w:p>
+    <w:p>
+      <w:pPr>
+        <w:spacing w:before="0" w:after="110" w:line="300" w:lineRule="auto"/>
+      </w:pPr>
+      <w:r>
+        <w:rPr>
+          <w:rFonts w:ascii="Times New Roman" w:hAnsi="Times New Roman" w:eastAsia="Malgun Gothic"/>
+          <w:b/>
+          <w:i w:val="0"/>
+          <w:sz w:val="22"/>
+        </w:rPr>
+        <w:t xml:space="preserve">Ирина: </w:t>
+      </w:r>
+      <w:r>
+        <w:rPr>
+          <w:rFonts w:ascii="Times New Roman" w:hAnsi="Times New Roman" w:eastAsia="Malgun Gothic"/>
+          <w:b w:val="0"/>
+          <w:i w:val="0"/>
+          <w:sz w:val="22"/>
+        </w:rPr>
+        <w:t>Один раз за полгода. И ради одного раза мы собираемся навсегда изменить порядок принятия решений.</w:t>
+      </w:r>
+    </w:p>
+    <w:p>
+      <w:pPr>
+        <w:spacing w:before="0" w:after="110" w:line="300" w:lineRule="auto"/>
+      </w:pPr>
+      <w:r>
+        <w:rPr>
+          <w:rFonts w:ascii="Times New Roman" w:hAnsi="Times New Roman" w:eastAsia="Malgun Gothic"/>
+          <w:b/>
+          <w:i w:val="0"/>
+          <w:sz w:val="22"/>
+        </w:rPr>
+        <w:t xml:space="preserve">Радищев: </w:t>
+      </w:r>
+      <w:r>
+        <w:rPr>
+          <w:rFonts w:ascii="Times New Roman" w:hAnsi="Times New Roman" w:eastAsia="Malgun Gothic"/>
+          <w:b w:val="0"/>
+          <w:i w:val="0"/>
+          <w:sz w:val="22"/>
+        </w:rPr>
+        <w:t>Ради одного раза, который мог стоить сорока двух жизней, Ирина Олеговна.</w:t>
+      </w:r>
+    </w:p>
+    <w:p>
+      <w:pPr>
+        <w:spacing w:before="0" w:after="110" w:line="300" w:lineRule="auto"/>
+      </w:pPr>
+      <w:r>
+        <w:rPr>
+          <w:rFonts w:ascii="Times New Roman" w:hAnsi="Times New Roman" w:eastAsia="Malgun Gothic"/>
+          <w:b/>
+          <w:i w:val="0"/>
+          <w:sz w:val="22"/>
+        </w:rPr>
+        <w:t xml:space="preserve">Ирина: </w:t>
+      </w:r>
+      <w:r>
+        <w:rPr>
+          <w:rFonts w:ascii="Times New Roman" w:hAnsi="Times New Roman" w:eastAsia="Malgun Gothic"/>
+          <w:b w:val="0"/>
+          <w:i w:val="0"/>
+          <w:sz w:val="22"/>
+        </w:rPr>
+        <w:t>Сорок две жизни защитил бы и список сценариев, если бы его приняли. Северный пост — первое, что мы в него записали.</w:t>
+      </w:r>
+    </w:p>
+    <w:p>
+      <w:pPr>
+        <w:spacing w:before="0" w:after="110" w:line="300" w:lineRule="auto"/>
+      </w:pPr>
+      <w:r>
+        <w:rPr>
+          <w:rFonts w:ascii="Times New Roman" w:hAnsi="Times New Roman" w:eastAsia="Malgun Gothic"/>
+          <w:b/>
+          <w:i w:val="0"/>
+          <w:sz w:val="22"/>
+        </w:rPr>
+        <w:t xml:space="preserve">Лёша: </w:t>
+      </w:r>
+      <w:r>
+        <w:rPr>
+          <w:rFonts w:ascii="Times New Roman" w:hAnsi="Times New Roman" w:eastAsia="Malgun Gothic"/>
+          <w:b w:val="0"/>
+          <w:i/>
+          <w:color w:val="555555"/>
+          <w:sz w:val="22"/>
+        </w:rPr>
+        <w:t>(после паузы)</w:t>
+      </w:r>
+      <w:r>
+        <w:rPr>
+          <w:rFonts w:ascii="Times New Roman" w:hAnsi="Times New Roman" w:eastAsia="Malgun Gothic"/>
+          <w:b w:val="0"/>
+          <w:i w:val="0"/>
+          <w:sz w:val="22"/>
+        </w:rPr>
+        <w:t xml:space="preserve"> И всё-таки я склоняюсь к механизму, Ирина. Он проще. Он работает быстрее.</w:t>
       </w:r>
     </w:p>
     <w:p>
@@ -1238,7 +1613,7 @@
           <w:i w:val="0"/>
           <w:sz w:val="22"/>
         </w:rPr>
-        <w:t>Вот именно, Алексей Николаевич. Вы становитесь человеком, которого мы вместе свергли пять лет назад. Не злодеем. Просто уставшим человеком, который выбирает удобство, называя его необходимостью, и ждёт, что кто-нибудь другой его остановит.</w:t>
+        <w:t>Вот именно, Алексей Николаевич. Вы становитесь человеком, которого мы вместе свергли два года назад. Не злодеем. Просто уставшим человеком, который выбирает удобство, называя его необходимостью, и ждёт, что кто-нибудь другой его остановит.</w:t>
       </w:r>
     </w:p>
     <w:p>
@@ -1420,6 +1795,118 @@
           <w:sz w:val="22"/>
         </w:rPr>
         <w:t>Катя тоже, Алексей Николаевич. Уже несколько недель.</w:t>
+      </w:r>
+    </w:p>
+    <w:p>
+      <w:pPr>
+        <w:spacing w:before="0" w:after="110" w:line="300" w:lineRule="auto"/>
+      </w:pPr>
+      <w:r>
+        <w:rPr>
+          <w:rFonts w:ascii="Times New Roman" w:hAnsi="Times New Roman" w:eastAsia="Malgun Gothic"/>
+          <w:b/>
+          <w:i w:val="0"/>
+          <w:sz w:val="22"/>
+        </w:rPr>
+        <w:t xml:space="preserve">Лёша: </w:t>
+      </w:r>
+      <w:r>
+        <w:rPr>
+          <w:rFonts w:ascii="Times New Roman" w:hAnsi="Times New Roman" w:eastAsia="Malgun Gothic"/>
+          <w:b w:val="0"/>
+          <w:i w:val="0"/>
+          <w:sz w:val="22"/>
+        </w:rPr>
+        <w:t>Почему вы молчали, Катя?</w:t>
+      </w:r>
+    </w:p>
+    <w:p>
+      <w:pPr>
+        <w:spacing w:before="0" w:after="110" w:line="300" w:lineRule="auto"/>
+      </w:pPr>
+      <w:r>
+        <w:rPr>
+          <w:rFonts w:ascii="Times New Roman" w:hAnsi="Times New Roman" w:eastAsia="Malgun Gothic"/>
+          <w:b/>
+          <w:i w:val="0"/>
+          <w:sz w:val="22"/>
+        </w:rPr>
+        <w:t xml:space="preserve">Катя: </w:t>
+      </w:r>
+      <w:r>
+        <w:rPr>
+          <w:rFonts w:ascii="Times New Roman" w:hAnsi="Times New Roman" w:eastAsia="Malgun Gothic"/>
+          <w:b w:val="0"/>
+          <w:i w:val="0"/>
+          <w:sz w:val="22"/>
+        </w:rPr>
+        <w:t>Ждала, что вы заметите сами. Вы всегда замечали. А потом перестали — и я не знала, как сказать это президенту.</w:t>
+      </w:r>
+    </w:p>
+    <w:p>
+      <w:pPr>
+        <w:spacing w:before="0" w:after="110" w:line="300" w:lineRule="auto"/>
+      </w:pPr>
+      <w:r>
+        <w:rPr>
+          <w:rFonts w:ascii="Times New Roman" w:hAnsi="Times New Roman" w:eastAsia="Malgun Gothic"/>
+          <w:b/>
+          <w:i w:val="0"/>
+          <w:sz w:val="22"/>
+        </w:rPr>
+        <w:t xml:space="preserve">Гребенщиков: </w:t>
+      </w:r>
+      <w:r>
+        <w:rPr>
+          <w:rFonts w:ascii="Times New Roman" w:hAnsi="Times New Roman" w:eastAsia="Malgun Gothic"/>
+          <w:b w:val="0"/>
+          <w:i/>
+          <w:color w:val="555555"/>
+          <w:sz w:val="22"/>
+        </w:rPr>
+        <w:t>(тихо)</w:t>
+      </w:r>
+      <w:r>
+        <w:rPr>
+          <w:rFonts w:ascii="Times New Roman" w:hAnsi="Times New Roman" w:eastAsia="Malgun Gothic"/>
+          <w:b w:val="0"/>
+          <w:i w:val="0"/>
+          <w:sz w:val="22"/>
+        </w:rPr>
+        <w:t xml:space="preserve"> Я тоже заметил, Алексей Николаевич. Вчерашнее замечание про приглашения Ирины Олеговны было вежливой версией того же самого.</w:t>
+      </w:r>
+    </w:p>
+    <w:p>
+      <w:pPr>
+        <w:spacing w:before="0" w:after="110" w:line="300" w:lineRule="auto"/>
+      </w:pPr>
+      <w:r>
+        <w:rPr>
+          <w:rFonts w:ascii="Times New Roman" w:hAnsi="Times New Roman" w:eastAsia="Malgun Gothic"/>
+          <w:b/>
+          <w:i w:val="0"/>
+          <w:sz w:val="22"/>
+        </w:rPr>
+        <w:t xml:space="preserve">Лёша: </w:t>
+      </w:r>
+      <w:r>
+        <w:rPr>
+          <w:rFonts w:ascii="Times New Roman" w:hAnsi="Times New Roman" w:eastAsia="Malgun Gothic"/>
+          <w:b w:val="0"/>
+          <w:i/>
+          <w:color w:val="555555"/>
+          <w:sz w:val="22"/>
+        </w:rPr>
+        <w:t>(глядя на всех по очереди)</w:t>
+      </w:r>
+      <w:r>
+        <w:rPr>
+          <w:rFonts w:ascii="Times New Roman" w:hAnsi="Times New Roman" w:eastAsia="Malgun Gothic"/>
+          <w:b w:val="0"/>
+          <w:i w:val="0"/>
+          <w:sz w:val="22"/>
+        </w:rPr>
+        <w:t xml:space="preserve"> Выйдите, пожалуйста. Все, кроме Ирины.</w:t>
       </w:r>
     </w:p>
     <w:p>
@@ -1459,7 +1946,7 @@
           <w:color w:val="555555"/>
           <w:sz w:val="22"/>
         </w:rPr>
-        <w:t>(отсылает всех, остаётся один с Ириной)</w:t>
+        <w:t>(когда дверь закрывается)</w:t>
       </w:r>
       <w:r>
         <w:rPr>
@@ -1570,7 +2057,7 @@
           <w:i w:val="0"/>
           <w:sz w:val="22"/>
         </w:rPr>
-        <w:t>Чехов писал, что нужно по капле выдавливать из себя раба. Кажется, я позволил этой капле вернуться обратно за последний месяц.</w:t>
+        <w:t>Помните, вы напоминали мне Чехова — про человека, который «выдавливает из себя по каплям раба»? Кажется, за этот месяц я позволил одной капле вернуться обратно.</w:t>
       </w:r>
     </w:p>
     <w:p>
@@ -1696,6 +2183,200 @@
           <w:sz w:val="22"/>
         </w:rPr>
         <w:t>Быков выбрал правильного человека, когда решил учить вас вообще, Алексей Николаевич. Не забывайте об этом тоже.</w:t>
+      </w:r>
+    </w:p>
+    <w:p>
+      <w:pPr>
+        <w:spacing w:before="0" w:after="110" w:line="300" w:lineRule="auto"/>
+      </w:pPr>
+      <w:r>
+        <w:rPr>
+          <w:rFonts w:ascii="Times New Roman" w:hAnsi="Times New Roman" w:eastAsia="Malgun Gothic"/>
+          <w:b/>
+          <w:i w:val="0"/>
+          <w:sz w:val="22"/>
+        </w:rPr>
+        <w:t xml:space="preserve">Лёша: </w:t>
+      </w:r>
+      <w:r>
+        <w:rPr>
+          <w:rFonts w:ascii="Times New Roman" w:hAnsi="Times New Roman" w:eastAsia="Malgun Gothic"/>
+          <w:b w:val="0"/>
+          <w:i w:val="0"/>
+          <w:sz w:val="22"/>
+        </w:rPr>
+        <w:t>Ирина, скажите честно: вам не было страшно говорить это при всех?</w:t>
+      </w:r>
+    </w:p>
+    <w:p>
+      <w:pPr>
+        <w:spacing w:before="0" w:after="110" w:line="300" w:lineRule="auto"/>
+      </w:pPr>
+      <w:r>
+        <w:rPr>
+          <w:rFonts w:ascii="Times New Roman" w:hAnsi="Times New Roman" w:eastAsia="Malgun Gothic"/>
+          <w:b/>
+          <w:i w:val="0"/>
+          <w:sz w:val="22"/>
+        </w:rPr>
+        <w:t xml:space="preserve">Ирина: </w:t>
+      </w:r>
+      <w:r>
+        <w:rPr>
+          <w:rFonts w:ascii="Times New Roman" w:hAnsi="Times New Roman" w:eastAsia="Malgun Gothic"/>
+          <w:b w:val="0"/>
+          <w:i w:val="0"/>
+          <w:sz w:val="22"/>
+        </w:rPr>
+        <w:t>Было. Я три дня репетировала эту речь. А потом сказала совсем не то, что репетировала.</w:t>
+      </w:r>
+    </w:p>
+    <w:p>
+      <w:pPr>
+        <w:spacing w:before="0" w:after="110" w:line="300" w:lineRule="auto"/>
+      </w:pPr>
+      <w:r>
+        <w:rPr>
+          <w:rFonts w:ascii="Times New Roman" w:hAnsi="Times New Roman" w:eastAsia="Malgun Gothic"/>
+          <w:b/>
+          <w:i w:val="0"/>
+          <w:sz w:val="22"/>
+        </w:rPr>
+        <w:t xml:space="preserve">Лёша: </w:t>
+      </w:r>
+      <w:r>
+        <w:rPr>
+          <w:rFonts w:ascii="Times New Roman" w:hAnsi="Times New Roman" w:eastAsia="Malgun Gothic"/>
+          <w:b w:val="0"/>
+          <w:i w:val="0"/>
+          <w:sz w:val="22"/>
+        </w:rPr>
+        <w:t>А что было в репетиции?</w:t>
+      </w:r>
+    </w:p>
+    <w:p>
+      <w:pPr>
+        <w:spacing w:before="0" w:after="110" w:line="300" w:lineRule="auto"/>
+      </w:pPr>
+      <w:r>
+        <w:rPr>
+          <w:rFonts w:ascii="Times New Roman" w:hAnsi="Times New Roman" w:eastAsia="Malgun Gothic"/>
+          <w:b/>
+          <w:i w:val="0"/>
+          <w:sz w:val="22"/>
+        </w:rPr>
+        <w:t xml:space="preserve">Ирина: </w:t>
+      </w:r>
+      <w:r>
+        <w:rPr>
+          <w:rFonts w:ascii="Times New Roman" w:hAnsi="Times New Roman" w:eastAsia="Malgun Gothic"/>
+          <w:b w:val="0"/>
+          <w:i w:val="0"/>
+          <w:sz w:val="22"/>
+        </w:rPr>
+        <w:t>Что-то вежливое. Про «тревожные тенденции» и «риски для институтов». Вы бы кивнули и согласились — а назавтра подписали бы механизм.</w:t>
+      </w:r>
+    </w:p>
+    <w:p>
+      <w:pPr>
+        <w:spacing w:before="0" w:after="110" w:line="300" w:lineRule="auto"/>
+      </w:pPr>
+      <w:r>
+        <w:rPr>
+          <w:rFonts w:ascii="Times New Roman" w:hAnsi="Times New Roman" w:eastAsia="Malgun Gothic"/>
+          <w:b/>
+          <w:i w:val="0"/>
+          <w:sz w:val="22"/>
+        </w:rPr>
+        <w:t xml:space="preserve">Лёша: </w:t>
+      </w:r>
+      <w:r>
+        <w:rPr>
+          <w:rFonts w:ascii="Times New Roman" w:hAnsi="Times New Roman" w:eastAsia="Malgun Gothic"/>
+          <w:b w:val="0"/>
+          <w:i/>
+          <w:color w:val="555555"/>
+          <w:sz w:val="22"/>
+        </w:rPr>
+        <w:t>(горькая усмешка)</w:t>
+      </w:r>
+      <w:r>
+        <w:rPr>
+          <w:rFonts w:ascii="Times New Roman" w:hAnsi="Times New Roman" w:eastAsia="Malgun Gothic"/>
+          <w:b w:val="0"/>
+          <w:i w:val="0"/>
+          <w:sz w:val="22"/>
+        </w:rPr>
+        <w:t xml:space="preserve"> Скорее всего, так.</w:t>
+      </w:r>
+    </w:p>
+    <w:p>
+      <w:pPr>
+        <w:spacing w:before="0" w:after="110" w:line="300" w:lineRule="auto"/>
+      </w:pPr>
+      <w:r>
+        <w:rPr>
+          <w:rFonts w:ascii="Times New Roman" w:hAnsi="Times New Roman" w:eastAsia="Malgun Gothic"/>
+          <w:b/>
+          <w:i w:val="0"/>
+          <w:sz w:val="22"/>
+        </w:rPr>
+        <w:t xml:space="preserve">Ирина: </w:t>
+      </w:r>
+      <w:r>
+        <w:rPr>
+          <w:rFonts w:ascii="Times New Roman" w:hAnsi="Times New Roman" w:eastAsia="Malgun Gothic"/>
+          <w:b w:val="0"/>
+          <w:i w:val="0"/>
+          <w:sz w:val="22"/>
+        </w:rPr>
+        <w:t>Поэтому я выбросила вежливую версию. С уставшими людьми вежливость не работает, Алексей Николаевич. Я знаю — я и сама уставшая.</w:t>
+      </w:r>
+    </w:p>
+    <w:p>
+      <w:pPr>
+        <w:spacing w:before="0" w:after="110" w:line="300" w:lineRule="auto"/>
+      </w:pPr>
+      <w:r>
+        <w:rPr>
+          <w:rFonts w:ascii="Times New Roman" w:hAnsi="Times New Roman" w:eastAsia="Malgun Gothic"/>
+          <w:b/>
+          <w:i w:val="0"/>
+          <w:sz w:val="22"/>
+        </w:rPr>
+        <w:t xml:space="preserve">Лёша: </w:t>
+      </w:r>
+      <w:r>
+        <w:rPr>
+          <w:rFonts w:ascii="Times New Roman" w:hAnsi="Times New Roman" w:eastAsia="Malgun Gothic"/>
+          <w:b w:val="0"/>
+          <w:i w:val="0"/>
+          <w:sz w:val="22"/>
+        </w:rPr>
+        <w:t>Рука?</w:t>
+      </w:r>
+    </w:p>
+    <w:p>
+      <w:pPr>
+        <w:spacing w:before="0" w:after="110" w:line="300" w:lineRule="auto"/>
+      </w:pPr>
+      <w:r>
+        <w:rPr>
+          <w:rFonts w:ascii="Times New Roman" w:hAnsi="Times New Roman" w:eastAsia="Malgun Gothic"/>
+          <w:b/>
+          <w:i w:val="0"/>
+          <w:sz w:val="22"/>
+        </w:rPr>
+        <w:t xml:space="preserve">Ирина: </w:t>
+      </w:r>
+      <w:r>
+        <w:rPr>
+          <w:rFonts w:ascii="Times New Roman" w:hAnsi="Times New Roman" w:eastAsia="Malgun Gothic"/>
+          <w:b w:val="0"/>
+          <w:i w:val="0"/>
+          <w:sz w:val="22"/>
+        </w:rPr>
+        <w:t>И рука тоже. Но не только она.</w:t>
       </w:r>
     </w:p>
     <w:p>
@@ -1883,7 +2564,30 @@
           <w:i w:val="0"/>
           <w:sz w:val="22"/>
         </w:rPr>
-        <w:t xml:space="preserve">Гребенщиков: </w:t>
+        <w:t xml:space="preserve">Ирина: </w:t>
+      </w:r>
+      <w:r>
+        <w:rPr>
+          <w:rFonts w:ascii="Times New Roman" w:hAnsi="Times New Roman" w:eastAsia="Malgun Gothic"/>
+          <w:b w:val="0"/>
+          <w:i w:val="0"/>
+          <w:sz w:val="22"/>
+        </w:rPr>
+        <w:t>Борис Игоревич, предлагаю начать завтра в девять. Павел Дмитриевич принесёт свою часть, я — свою. Ваши сценарии тоже нужны — вы лучше всех знаете, что может случиться на границе.</w:t>
+      </w:r>
+    </w:p>
+    <w:p>
+      <w:pPr>
+        <w:spacing w:before="0" w:after="110" w:line="300" w:lineRule="auto"/>
+      </w:pPr>
+      <w:r>
+        <w:rPr>
+          <w:rFonts w:ascii="Times New Roman" w:hAnsi="Times New Roman" w:eastAsia="Malgun Gothic"/>
+          <w:b/>
+          <w:i w:val="0"/>
+          <w:sz w:val="22"/>
+        </w:rPr>
+        <w:t xml:space="preserve">Радищев: </w:t>
       </w:r>
       <w:r>
         <w:rPr>
@@ -1893,7 +2597,7 @@
           <w:color w:val="555555"/>
           <w:sz w:val="22"/>
         </w:rPr>
-        <w:t>(тихо, Радищеву, уходя)</w:t>
+        <w:t>(с некоторым удивлением)</w:t>
       </w:r>
       <w:r>
         <w:rPr>
@@ -1902,7 +2606,30 @@
           <w:i w:val="0"/>
           <w:sz w:val="22"/>
         </w:rPr>
-        <w:t xml:space="preserve"> Борис Игоревич, не держите обиды. Она права, и вы, кажется, это тоже понимаете где-то глубоко.</w:t>
+        <w:t xml:space="preserve"> Вы правда хотите мои сценарии?</w:t>
+      </w:r>
+    </w:p>
+    <w:p>
+      <w:pPr>
+        <w:spacing w:before="0" w:after="110" w:line="300" w:lineRule="auto"/>
+      </w:pPr>
+      <w:r>
+        <w:rPr>
+          <w:rFonts w:ascii="Times New Roman" w:hAnsi="Times New Roman" w:eastAsia="Malgun Gothic"/>
+          <w:b/>
+          <w:i w:val="0"/>
+          <w:sz w:val="22"/>
+        </w:rPr>
+        <w:t xml:space="preserve">Ирина: </w:t>
+      </w:r>
+      <w:r>
+        <w:rPr>
+          <w:rFonts w:ascii="Times New Roman" w:hAnsi="Times New Roman" w:eastAsia="Malgun Gothic"/>
+          <w:b w:val="0"/>
+          <w:i w:val="0"/>
+          <w:sz w:val="22"/>
+        </w:rPr>
+        <w:t>Хочу. Я спорю с вашим механизмом, а не с вашим опытом.</w:t>
       </w:r>
     </w:p>
     <w:p>
@@ -1926,7 +2653,7 @@
           <w:color w:val="555555"/>
           <w:sz w:val="22"/>
         </w:rPr>
-        <w:t>(неохотно)</w:t>
+        <w:t>(помолчав)</w:t>
       </w:r>
       <w:r>
         <w:rPr>
@@ -1935,7 +2662,7 @@
           <w:i w:val="0"/>
           <w:sz w:val="22"/>
         </w:rPr>
-        <w:t xml:space="preserve"> Возможно. Не значит, что мне это нравится, Анатолий Викторович.</w:t>
+        <w:t xml:space="preserve"> В девять. Принесу.</w:t>
       </w:r>
     </w:p>
     <w:p>
@@ -1949,7 +2676,7 @@
           <w:i w:val="0"/>
           <w:sz w:val="22"/>
         </w:rPr>
-        <w:t xml:space="preserve">Ирина: </w:t>
+        <w:t xml:space="preserve">Гребенщиков: </w:t>
       </w:r>
       <w:r>
         <w:rPr>
@@ -1959,7 +2686,7 @@
           <w:color w:val="555555"/>
           <w:sz w:val="22"/>
         </w:rPr>
-        <w:t>(тихо)</w:t>
+        <w:t>(тихо, Радищеву, уходя)</w:t>
       </w:r>
       <w:r>
         <w:rPr>
@@ -1968,7 +2695,7 @@
           <w:i w:val="0"/>
           <w:sz w:val="22"/>
         </w:rPr>
-        <w:t xml:space="preserve"> Спасибо, что услышали, Алексей Николаевич.</w:t>
+        <w:t xml:space="preserve"> Борис Игоревич, не держите обиды. Она права, и вы, кажется, это тоже понимаете где-то глубоко.</w:t>
       </w:r>
     </w:p>
     <w:p>
@@ -1982,30 +2709,7 @@
           <w:i w:val="0"/>
           <w:sz w:val="22"/>
         </w:rPr>
-        <w:t xml:space="preserve">Лёша: </w:t>
-      </w:r>
-      <w:r>
-        <w:rPr>
-          <w:rFonts w:ascii="Times New Roman" w:hAnsi="Times New Roman" w:eastAsia="Malgun Gothic"/>
-          <w:b w:val="0"/>
-          <w:i w:val="0"/>
-          <w:sz w:val="22"/>
-        </w:rPr>
-        <w:t>Не благодарите. Просто продолжайте говорить со мной так же прямо, Ирина. Даже когда это больно. Особенно тогда.</w:t>
-      </w:r>
-    </w:p>
-    <w:p>
-      <w:pPr>
-        <w:spacing w:before="0" w:after="110" w:line="300" w:lineRule="auto"/>
-      </w:pPr>
-      <w:r>
-        <w:rPr>
-          <w:rFonts w:ascii="Times New Roman" w:hAnsi="Times New Roman" w:eastAsia="Malgun Gothic"/>
-          <w:b/>
-          <w:i w:val="0"/>
-          <w:sz w:val="22"/>
-        </w:rPr>
-        <w:t xml:space="preserve">Кирилл: </w:t>
+        <w:t xml:space="preserve">Радищев: </w:t>
       </w:r>
       <w:r>
         <w:rPr>
@@ -2015,7 +2719,7 @@
           <w:color w:val="555555"/>
           <w:sz w:val="22"/>
         </w:rPr>
-        <w:t>(по видеосвязи, услышав часть разговора)</w:t>
+        <w:t>(неохотно)</w:t>
       </w:r>
       <w:r>
         <w:rPr>
@@ -2024,7 +2728,7 @@
           <w:i w:val="0"/>
           <w:sz w:val="22"/>
         </w:rPr>
-        <w:t xml:space="preserve"> Алексей Николаевич, если понадобится независимая оценка любого будущего сценария из списка — служба готова помочь с методологией.</w:t>
+        <w:t xml:space="preserve"> Возможно. Не значит, что мне это нравится, Анатолий Викторович.</w:t>
       </w:r>
     </w:p>
     <w:p>
@@ -2038,7 +2742,7 @@
           <w:i w:val="0"/>
           <w:sz w:val="22"/>
         </w:rPr>
-        <w:t xml:space="preserve">Настя: </w:t>
+        <w:t xml:space="preserve">Ирина: </w:t>
       </w:r>
       <w:r>
         <w:rPr>
@@ -2048,7 +2752,7 @@
           <w:color w:val="555555"/>
           <w:sz w:val="22"/>
         </w:rPr>
-        <w:t>(по видеосвязи)</w:t>
+        <w:t>(тихо)</w:t>
       </w:r>
       <w:r>
         <w:rPr>
@@ -2057,7 +2761,7 @@
           <w:i w:val="0"/>
           <w:sz w:val="22"/>
         </w:rPr>
-        <w:t xml:space="preserve"> Мы здесь, чтобы это никогда больше не превратилось в вопрос доверия одному человеку. Ни вам, ни кому-либо после вас.</w:t>
+        <w:t xml:space="preserve"> Спасибо, что услышали, Алексей Николаевич.</w:t>
       </w:r>
     </w:p>
     <w:p>
@@ -2080,7 +2784,152 @@
           <w:i w:val="0"/>
           <w:sz w:val="22"/>
         </w:rPr>
+        <w:t>Не благодарите. Просто продолжайте говорить со мной так же прямо, Ирина. Даже когда это больно. Особенно тогда.</w:t>
+      </w:r>
+    </w:p>
+    <w:p>
+      <w:pPr>
+        <w:spacing w:before="0" w:after="110" w:line="300" w:lineRule="auto"/>
+      </w:pPr>
+      <w:r>
+        <w:rPr>
+          <w:rFonts w:ascii="Times New Roman" w:hAnsi="Times New Roman" w:eastAsia="Malgun Gothic"/>
+          <w:b/>
+          <w:i w:val="0"/>
+          <w:sz w:val="22"/>
+        </w:rPr>
+        <w:t xml:space="preserve">Кирилл: </w:t>
+      </w:r>
+      <w:r>
+        <w:rPr>
+          <w:rFonts w:ascii="Times New Roman" w:hAnsi="Times New Roman" w:eastAsia="Malgun Gothic"/>
+          <w:b w:val="0"/>
+          <w:i/>
+          <w:color w:val="555555"/>
+          <w:sz w:val="22"/>
+        </w:rPr>
+        <w:t>(по видеосвязи, услышав часть разговора)</w:t>
+      </w:r>
+      <w:r>
+        <w:rPr>
+          <w:rFonts w:ascii="Times New Roman" w:hAnsi="Times New Roman" w:eastAsia="Malgun Gothic"/>
+          <w:b w:val="0"/>
+          <w:i w:val="0"/>
+          <w:sz w:val="22"/>
+        </w:rPr>
+        <w:t xml:space="preserve"> Алексей Николаевич, если понадобится независимая оценка любого будущего сценария из списка — служба готова помочь с методологией.</w:t>
+      </w:r>
+    </w:p>
+    <w:p>
+      <w:pPr>
+        <w:spacing w:before="0" w:after="110" w:line="300" w:lineRule="auto"/>
+      </w:pPr>
+      <w:r>
+        <w:rPr>
+          <w:rFonts w:ascii="Times New Roman" w:hAnsi="Times New Roman" w:eastAsia="Malgun Gothic"/>
+          <w:b/>
+          <w:i w:val="0"/>
+          <w:sz w:val="22"/>
+        </w:rPr>
+        <w:t xml:space="preserve">Настя: </w:t>
+      </w:r>
+      <w:r>
+        <w:rPr>
+          <w:rFonts w:ascii="Times New Roman" w:hAnsi="Times New Roman" w:eastAsia="Malgun Gothic"/>
+          <w:b w:val="0"/>
+          <w:i/>
+          <w:color w:val="555555"/>
+          <w:sz w:val="22"/>
+        </w:rPr>
+        <w:t>(по видеосвязи)</w:t>
+      </w:r>
+      <w:r>
+        <w:rPr>
+          <w:rFonts w:ascii="Times New Roman" w:hAnsi="Times New Roman" w:eastAsia="Malgun Gothic"/>
+          <w:b w:val="0"/>
+          <w:i w:val="0"/>
+          <w:sz w:val="22"/>
+        </w:rPr>
+        <w:t xml:space="preserve"> Мы здесь, чтобы это никогда больше не превратилось в вопрос доверия одному человеку. Ни вам, ни кому-либо после вас.</w:t>
+      </w:r>
+    </w:p>
+    <w:p>
+      <w:pPr>
+        <w:spacing w:before="0" w:after="110" w:line="300" w:lineRule="auto"/>
+      </w:pPr>
+      <w:r>
+        <w:rPr>
+          <w:rFonts w:ascii="Times New Roman" w:hAnsi="Times New Roman" w:eastAsia="Malgun Gothic"/>
+          <w:b/>
+          <w:i w:val="0"/>
+          <w:sz w:val="22"/>
+        </w:rPr>
+        <w:t xml:space="preserve">Лёша: </w:t>
+      </w:r>
+      <w:r>
+        <w:rPr>
+          <w:rFonts w:ascii="Times New Roman" w:hAnsi="Times New Roman" w:eastAsia="Malgun Gothic"/>
+          <w:b w:val="0"/>
+          <w:i w:val="0"/>
+          <w:sz w:val="22"/>
+        </w:rPr>
         <w:t>Ценю это больше, чем могу выразить, Настя.</w:t>
+      </w:r>
+    </w:p>
+    <w:p>
+      <w:pPr>
+        <w:spacing w:before="0" w:after="110" w:line="300" w:lineRule="auto"/>
+      </w:pPr>
+      <w:r>
+        <w:rPr>
+          <w:rFonts w:ascii="Times New Roman" w:hAnsi="Times New Roman" w:eastAsia="Malgun Gothic"/>
+          <w:b/>
+          <w:i w:val="0"/>
+          <w:sz w:val="22"/>
+        </w:rPr>
+        <w:t xml:space="preserve">Кирилл: </w:t>
+      </w:r>
+      <w:r>
+        <w:rPr>
+          <w:rFonts w:ascii="Times New Roman" w:hAnsi="Times New Roman" w:eastAsia="Malgun Gothic"/>
+          <w:b w:val="0"/>
+          <w:i/>
+          <w:color w:val="555555"/>
+          <w:sz w:val="22"/>
+        </w:rPr>
+        <w:t>(по видеосвязи)</w:t>
+      </w:r>
+      <w:r>
+        <w:rPr>
+          <w:rFonts w:ascii="Times New Roman" w:hAnsi="Times New Roman" w:eastAsia="Malgun Gothic"/>
+          <w:b w:val="0"/>
+          <w:i w:val="0"/>
+          <w:sz w:val="22"/>
+        </w:rPr>
+        <w:t xml:space="preserve"> И ещё, Алексей Николаевич: Ирина Олеговна была права не только по сути. Она была права, что сказала это при всех.</w:t>
+      </w:r>
+    </w:p>
+    <w:p>
+      <w:pPr>
+        <w:spacing w:before="0" w:after="110" w:line="300" w:lineRule="auto"/>
+      </w:pPr>
+      <w:r>
+        <w:rPr>
+          <w:rFonts w:ascii="Times New Roman" w:hAnsi="Times New Roman" w:eastAsia="Malgun Gothic"/>
+          <w:b/>
+          <w:i w:val="0"/>
+          <w:sz w:val="22"/>
+        </w:rPr>
+        <w:t xml:space="preserve">Лёша: </w:t>
+      </w:r>
+      <w:r>
+        <w:rPr>
+          <w:rFonts w:ascii="Times New Roman" w:hAnsi="Times New Roman" w:eastAsia="Malgun Gothic"/>
+          <w:b w:val="0"/>
+          <w:i w:val="0"/>
+          <w:sz w:val="22"/>
+        </w:rPr>
+        <w:t>Знаю, Кирилл Андреевич. Наедине я бы нашёл, как отшутиться.</w:t>
       </w:r>
     </w:p>
     <w:p>
@@ -2291,6 +3140,131 @@
           <w:sz w:val="22"/>
         </w:rPr>
         <w:t>Надеюсь, что так. Это единственное, ради чего стоит продолжать в такие дни.</w:t>
+      </w:r>
+    </w:p>
+    <w:p>
+      <w:pPr>
+        <w:spacing w:before="0" w:after="110" w:line="300" w:lineRule="auto"/>
+      </w:pPr>
+      <w:r>
+        <w:rPr>
+          <w:rFonts w:ascii="Times New Roman" w:hAnsi="Times New Roman" w:eastAsia="Malgun Gothic"/>
+          <w:b/>
+          <w:i w:val="0"/>
+          <w:sz w:val="22"/>
+        </w:rPr>
+        <w:t xml:space="preserve">Катя: </w:t>
+      </w:r>
+      <w:r>
+        <w:rPr>
+          <w:rFonts w:ascii="Times New Roman" w:hAnsi="Times New Roman" w:eastAsia="Malgun Gothic"/>
+          <w:b w:val="0"/>
+          <w:i w:val="0"/>
+          <w:sz w:val="22"/>
+        </w:rPr>
+        <w:t>Ирина Олеговна, можно личный вопрос? Вы не боитесь, что однажды он просто перестанет вас слушать?</w:t>
+      </w:r>
+    </w:p>
+    <w:p>
+      <w:pPr>
+        <w:spacing w:before="0" w:after="110" w:line="300" w:lineRule="auto"/>
+      </w:pPr>
+      <w:r>
+        <w:rPr>
+          <w:rFonts w:ascii="Times New Roman" w:hAnsi="Times New Roman" w:eastAsia="Malgun Gothic"/>
+          <w:b/>
+          <w:i w:val="0"/>
+          <w:sz w:val="22"/>
+        </w:rPr>
+        <w:t xml:space="preserve">Ирина: </w:t>
+      </w:r>
+      <w:r>
+        <w:rPr>
+          <w:rFonts w:ascii="Times New Roman" w:hAnsi="Times New Roman" w:eastAsia="Malgun Gothic"/>
+          <w:b w:val="0"/>
+          <w:i w:val="0"/>
+          <w:sz w:val="22"/>
+        </w:rPr>
+        <w:t>Боюсь. Каждый раз.</w:t>
+      </w:r>
+    </w:p>
+    <w:p>
+      <w:pPr>
+        <w:spacing w:before="0" w:after="110" w:line="300" w:lineRule="auto"/>
+      </w:pPr>
+      <w:r>
+        <w:rPr>
+          <w:rFonts w:ascii="Times New Roman" w:hAnsi="Times New Roman" w:eastAsia="Malgun Gothic"/>
+          <w:b/>
+          <w:i w:val="0"/>
+          <w:sz w:val="22"/>
+        </w:rPr>
+        <w:t xml:space="preserve">Катя: </w:t>
+      </w:r>
+      <w:r>
+        <w:rPr>
+          <w:rFonts w:ascii="Times New Roman" w:hAnsi="Times New Roman" w:eastAsia="Malgun Gothic"/>
+          <w:b w:val="0"/>
+          <w:i w:val="0"/>
+          <w:sz w:val="22"/>
+        </w:rPr>
+        <w:t>И что тогда?</w:t>
+      </w:r>
+    </w:p>
+    <w:p>
+      <w:pPr>
+        <w:spacing w:before="0" w:after="110" w:line="300" w:lineRule="auto"/>
+      </w:pPr>
+      <w:r>
+        <w:rPr>
+          <w:rFonts w:ascii="Times New Roman" w:hAnsi="Times New Roman" w:eastAsia="Malgun Gothic"/>
+          <w:b/>
+          <w:i w:val="0"/>
+          <w:sz w:val="22"/>
+        </w:rPr>
+        <w:t xml:space="preserve">Ирина: </w:t>
+      </w:r>
+      <w:r>
+        <w:rPr>
+          <w:rFonts w:ascii="Times New Roman" w:hAnsi="Times New Roman" w:eastAsia="Malgun Gothic"/>
+          <w:b w:val="0"/>
+          <w:i w:val="0"/>
+          <w:sz w:val="22"/>
+        </w:rPr>
+        <w:t>Тогда я скажу это ещё раз, громче. А если и это не поможет — скажу публично. Он сам дал мне право говорить «нет». Отобрать его назад будет труднее, чем кажется.</w:t>
+      </w:r>
+    </w:p>
+    <w:p>
+      <w:pPr>
+        <w:spacing w:before="0" w:after="110" w:line="300" w:lineRule="auto"/>
+      </w:pPr>
+      <w:r>
+        <w:rPr>
+          <w:rFonts w:ascii="Times New Roman" w:hAnsi="Times New Roman" w:eastAsia="Malgun Gothic"/>
+          <w:b/>
+          <w:i w:val="0"/>
+          <w:sz w:val="22"/>
+        </w:rPr>
+        <w:t xml:space="preserve">Катя: </w:t>
+      </w:r>
+      <w:r>
+        <w:rPr>
+          <w:rFonts w:ascii="Times New Roman" w:hAnsi="Times New Roman" w:eastAsia="Malgun Gothic"/>
+          <w:b w:val="0"/>
+          <w:i/>
+          <w:color w:val="555555"/>
+          <w:sz w:val="22"/>
+        </w:rPr>
+        <w:t>(улыбаясь)</w:t>
+      </w:r>
+      <w:r>
+        <w:rPr>
+          <w:rFonts w:ascii="Times New Roman" w:hAnsi="Times New Roman" w:eastAsia="Malgun Gothic"/>
+          <w:b w:val="0"/>
+          <w:i w:val="0"/>
+          <w:sz w:val="22"/>
+        </w:rPr>
+        <w:t xml:space="preserve"> Тогда я буду стоять рядом. Как сегодня.</w:t>
       </w:r>
     </w:p>
     <w:p>

--- a/러시아 인권변호사/7부/7부_8화_이리나의_정면_대결.docx
+++ b/러시아 인권변호사/7부/7부_8화_이리나의_정면_대결.docx
@@ -1060,7 +1060,7 @@
           <w:i w:val="0"/>
           <w:sz w:val="22"/>
         </w:rPr>
-        <w:t>Предлагаю то, что мы с Павлом Дмитриевичем готовим с тех пор, как вы отклонили первый законопроект, — заранее согласованный список конкретных сценариев с чёткими границами, утверждённый парламентом один раз, а не карт-бланш, обновляемый каждый кризис.</w:t>
+        <w:t>Предлагаю то, что мы с Родионом Дмитриевичем готовим с тех пор, как вы отклонили первый законопроект, — заранее согласованный список конкретных сценариев с чёткими границами, утверждённый парламентом один раз, а не карт-бланш, обновляемый каждый кризис.</w:t>
       </w:r>
     </w:p>
     <w:p>
@@ -1543,7 +1543,7 @@
           <w:i w:val="0"/>
           <w:sz w:val="22"/>
         </w:rPr>
-        <w:t>Отказались. Каждый раз после того, как вас неделями уговаривали — я, Павел Дмитриевич, Кирилл Андреевич, Лев Аркадьевич. А теперь посмотрите на этот месяц. Вы сами, без всяких уговоров, попросили Кирилла Андреевича придержать отчёт. Отозвали просьбу — да, в тот же день, но только после того, как трое людей упёрлись. А через две недели отдали приказ в обход парламента, за секунды, никому не позвонив.</w:t>
+        <w:t>Отказались. Каждый раз после того, как вас неделями уговаривали — я, Родион Дмитриевич, Кирилл Андреевич, Лев Аркадьевич. А теперь посмотрите на этот месяц. Вы сами, без всяких уговоров, попросили Кирилла Андреевича придержать отчёт. Отозвали просьбу — да, в тот же день, но только после того, как трое людей упёрлись. А через две недели отдали приказ в обход парламента, за секунды, никому не позвонив.</w:t>
       </w:r>
     </w:p>
     <w:p>
@@ -2425,7 +2425,7 @@
           <w:i w:val="0"/>
           <w:sz w:val="22"/>
         </w:rPr>
-        <w:t xml:space="preserve"> Механизм Радищева в этой форме не пройдёт. Возвращаемся к предложению Ирины Олеговны и Павла Дмитриевича — заранее согласованный список сценариев, утверждённый парламентом открыто, без постфактумных процедур.</w:t>
+        <w:t xml:space="preserve"> Механизм Радищева в этой форме не пройдёт. Возвращаемся к предложению Ирины Олеговны и Родиона Дмитриевича — заранее согласованный список сценариев, утверждённый парламентом открыто, без постфактумных процедур.</w:t>
       </w:r>
     </w:p>
     <w:p>
@@ -2573,7 +2573,7 @@
           <w:i w:val="0"/>
           <w:sz w:val="22"/>
         </w:rPr>
-        <w:t>Борис Игоревич, предлагаю начать завтра в девять. Павел Дмитриевич принесёт свою часть, я — свою. Ваши сценарии тоже нужны — вы лучше всех знаете, что может случиться на границе.</w:t>
+        <w:t>Борис Игоревич, предлагаю начать завтра в девять. Родион Дмитриевич принесёт свою часть, я — свою. Ваши сценарии тоже нужны — вы лучше всех знаете, что может случиться на границе.</w:t>
       </w:r>
     </w:p>
     <w:p>
@@ -3047,7 +3047,7 @@
           <w:i w:val="0"/>
           <w:sz w:val="22"/>
         </w:rPr>
-        <w:t>Не знаю, Катя. Знаю только, что буду продолжать спрашивать, столько раз, сколько потребуется.</w:t>
+        <w:t>Не знаю, Екатерина Ивановна. Знаю только, что буду продолжать спрашивать, столько раз, сколько потребуется.</w:t>
       </w:r>
     </w:p>
     <w:p>
@@ -3093,7 +3093,7 @@
           <w:i w:val="0"/>
           <w:sz w:val="22"/>
         </w:rPr>
-        <w:t>Тяжёлая, зато необходимая. Кто-то должен её делать, Катя. Рада, что это выпало мне.</w:t>
+        <w:t>Тяжёлая, зато необходимая. Кто-то должен её делать, Екатерина Ивановна. Рада, что это выпало мне.</w:t>
       </w:r>
     </w:p>
     <w:p>

--- a/러시아 인권변호사/7부/7부_8화_이리나의_정면_대결.docx
+++ b/러시아 인권변호사/7부/7부_8화_이리나의_정면_대결.docx
@@ -1277,7 +1277,7 @@
           <w:i w:val="0"/>
           <w:sz w:val="22"/>
         </w:rPr>
-        <w:t xml:space="preserve"> Борис Игоревич, сколько раз за последние полгода ваш механизм понадобился бы на самом деле?</w:t>
+        <w:t xml:space="preserve"> Борис Игоревич, сколько раз за последние месяцы ваш механизм понадобился бы на самом деле?</w:t>
       </w:r>
     </w:p>
     <w:p>
@@ -1323,7 +1323,7 @@
           <w:i w:val="0"/>
           <w:sz w:val="22"/>
         </w:rPr>
-        <w:t>Один раз за полгода. И ради одного раза мы собираемся навсегда изменить порядок принятия решений.</w:t>
+        <w:t>Один раз за все эти месяцы. И ради одного раза мы собираемся навсегда изменить порядок принятия решений.</w:t>
       </w:r>
     </w:p>
     <w:p>
@@ -3303,7 +3303,7 @@
           <w:i w:val="0"/>
           <w:sz w:val="22"/>
         </w:rPr>
-        <w:t xml:space="preserve"> — 장면 2에서 이리나가 라디셰프의 "순화된" 수정안을 두고 인용한다. 자리를 바꿔 앉아도 음악이 나아지지 않는 우화 속 악사들처럼, 단서 조항의 순서만 바꾼 "사후 통제" 메커니즘은 본질이 같다는 지적.</w:t>
+        <w:t xml:space="preserve"> — 한국어 해설: 장면 2에서 이리나가 라디셰프의 "순화된" 수정안을 두고 인용한다. 자리를 바꿔 앉아도 음악이 나아지지 않는 우화 속 악사들처럼, 단서 조항의 순서만 바꾼 "사후 통제" 메커니즘은 본질이 같다는 지적.</w:t>
       </w:r>
     </w:p>
     <w:p>
@@ -3326,7 +3326,7 @@
           <w:i w:val="0"/>
           <w:sz w:val="22"/>
         </w:rPr>
-        <w:t xml:space="preserve"> — 장면 5에서 료샤가 스스로 꺼내는 인용. 4화에서 이리나가 처음 들려준 이 구절을, 이번에는 료샤가 "그 한 방울이 지난 한 달 사이 되돌아왔다"는 자기 고백으로 쓴다.</w:t>
+        <w:t xml:space="preserve"> — 한국어 해설: 장면 5에서 료샤가 스스로 꺼내는 인용. 4화에서 이리나가 처음 들려준 이 구절을, 이번에는 료샤가 "그 한 방울이 지난 한 달 사이 되돌아왔다"는 자기 고백으로 쓴다.</w:t>
       </w:r>
     </w:p>
     <w:p>

--- a/러시아 인권변호사/7부/7부_8화_이리나의_정면_대결.docx
+++ b/러시아 인권변호사/7부/7부_8화_이리나의_정면_대결.docx
@@ -953,6 +953,144 @@
           <w:sz w:val="22"/>
         </w:rPr>
         <w:t>Ситуация на Северном посту — ещё и пример того, как решение, принятое в одиночку, привело к парламентскому слушанию и падению доверия. Обе стороны медали, Борис Игоревич.</w:t>
+      </w:r>
+    </w:p>
+    <w:p>
+      <w:pPr>
+        <w:spacing w:before="0" w:after="110" w:line="300" w:lineRule="auto"/>
+      </w:pPr>
+      <w:r>
+        <w:rPr>
+          <w:rFonts w:ascii="Times New Roman" w:hAnsi="Times New Roman" w:eastAsia="Malgun Gothic"/>
+          <w:b/>
+          <w:i w:val="0"/>
+          <w:sz w:val="22"/>
+        </w:rPr>
+        <w:t xml:space="preserve">Радищев: </w:t>
+      </w:r>
+      <w:r>
+        <w:rPr>
+          <w:rFonts w:ascii="Times New Roman" w:hAnsi="Times New Roman" w:eastAsia="Malgun Gothic"/>
+          <w:b w:val="0"/>
+          <w:i w:val="0"/>
+          <w:sz w:val="22"/>
+        </w:rPr>
+        <w:t>Обе, Ирина Олеговна. Но вето за три дня — это реальный контроль парламента, а не декорация.</w:t>
+      </w:r>
+    </w:p>
+    <w:p>
+      <w:pPr>
+        <w:spacing w:before="0" w:after="110" w:line="300" w:lineRule="auto"/>
+      </w:pPr>
+      <w:r>
+        <w:rPr>
+          <w:rFonts w:ascii="Times New Roman" w:hAnsi="Times New Roman" w:eastAsia="Malgun Gothic"/>
+          <w:b/>
+          <w:i w:val="0"/>
+          <w:sz w:val="22"/>
+        </w:rPr>
+        <w:t xml:space="preserve">Ирина: </w:t>
+      </w:r>
+      <w:r>
+        <w:rPr>
+          <w:rFonts w:ascii="Times New Roman" w:hAnsi="Times New Roman" w:eastAsia="Malgun Gothic"/>
+          <w:b w:val="0"/>
+          <w:i w:val="0"/>
+          <w:sz w:val="22"/>
+        </w:rPr>
+        <w:t>Контроль постфактум в нашей истории уже был, Борис Игоревич. Статья восемьдесят седьмая Основных государственных законов девятьсот шестого года. В перерыве между сессиями Думы правительство может провести почти любую меру указом, а потом обязано внести её в Думу — не позднее двух месяцев после возобновления заседаний. На бумаге — ваш механизм, только срок длиннее.</w:t>
+      </w:r>
+    </w:p>
+    <w:p>
+      <w:pPr>
+        <w:spacing w:before="0" w:after="110" w:line="300" w:lineRule="auto"/>
+      </w:pPr>
+      <w:r>
+        <w:rPr>
+          <w:rFonts w:ascii="Times New Roman" w:hAnsi="Times New Roman" w:eastAsia="Malgun Gothic"/>
+          <w:b/>
+          <w:i w:val="0"/>
+          <w:sz w:val="22"/>
+        </w:rPr>
+        <w:t xml:space="preserve">Радищев: </w:t>
+      </w:r>
+      <w:r>
+        <w:rPr>
+          <w:rFonts w:ascii="Times New Roman" w:hAnsi="Times New Roman" w:eastAsia="Malgun Gothic"/>
+          <w:b w:val="0"/>
+          <w:i w:val="0"/>
+          <w:sz w:val="22"/>
+        </w:rPr>
+        <w:t>И что, Дума ни разу этим контролем не воспользовалась?</w:t>
+      </w:r>
+    </w:p>
+    <w:p>
+      <w:pPr>
+        <w:spacing w:before="0" w:after="110" w:line="300" w:lineRule="auto"/>
+      </w:pPr>
+      <w:r>
+        <w:rPr>
+          <w:rFonts w:ascii="Times New Roman" w:hAnsi="Times New Roman" w:eastAsia="Malgun Gothic"/>
+          <w:b/>
+          <w:i w:val="0"/>
+          <w:sz w:val="22"/>
+        </w:rPr>
+        <w:t xml:space="preserve">Ирина: </w:t>
+      </w:r>
+      <w:r>
+        <w:rPr>
+          <w:rFonts w:ascii="Times New Roman" w:hAnsi="Times New Roman" w:eastAsia="Malgun Gothic"/>
+          <w:b w:val="0"/>
+          <w:i w:val="0"/>
+          <w:sz w:val="22"/>
+        </w:rPr>
+        <w:t>Статьёй пользовалось правительство. Военно-полевые суды в августе девятьсот шестого ввели именно по ней, пока Думы не было; в Думу их так и не внесли, и за восемь месяцев, что они действовали, казнили по разным подсчётам от семисот до тысячи ста человек. А в марте девятьсот одиннадцатого Думу и Государственный совет распустили на три дня, чтобы провести указом закон, который Госсовет только что отклонил. Три дня, Борис Игоревич. Та же цифра.</w:t>
+      </w:r>
+    </w:p>
+    <w:p>
+      <w:pPr>
+        <w:spacing w:before="0" w:after="110" w:line="300" w:lineRule="auto"/>
+      </w:pPr>
+      <w:r>
+        <w:rPr>
+          <w:rFonts w:ascii="Times New Roman" w:hAnsi="Times New Roman" w:eastAsia="Malgun Gothic"/>
+          <w:b/>
+          <w:i w:val="0"/>
+          <w:sz w:val="22"/>
+        </w:rPr>
+        <w:t xml:space="preserve">Радищев: </w:t>
+      </w:r>
+      <w:r>
+        <w:rPr>
+          <w:rFonts w:ascii="Times New Roman" w:hAnsi="Times New Roman" w:eastAsia="Malgun Gothic"/>
+          <w:b w:val="0"/>
+          <w:i w:val="0"/>
+          <w:sz w:val="22"/>
+        </w:rPr>
+        <w:t>Вы подбираете примеры под вывод.</w:t>
+      </w:r>
+    </w:p>
+    <w:p>
+      <w:pPr>
+        <w:spacing w:before="0" w:after="110" w:line="300" w:lineRule="auto"/>
+      </w:pPr>
+      <w:r>
+        <w:rPr>
+          <w:rFonts w:ascii="Times New Roman" w:hAnsi="Times New Roman" w:eastAsia="Malgun Gothic"/>
+          <w:b/>
+          <w:i w:val="0"/>
+          <w:sz w:val="22"/>
+        </w:rPr>
+        <w:t xml:space="preserve">Ирина: </w:t>
+      </w:r>
+      <w:r>
+        <w:rPr>
+          <w:rFonts w:ascii="Times New Roman" w:hAnsi="Times New Roman" w:eastAsia="Malgun Gothic"/>
+          <w:b w:val="0"/>
+          <w:i w:val="0"/>
+          <w:sz w:val="22"/>
+        </w:rPr>
+        <w:t>Я подбираю примеры под механизм. Статья, написанная для чрезвычайных случаев, стала способом законодательствовать мимо парламента. Не потому что её авторы этого хотели — потому что структура это позволяла.</w:t>
       </w:r>
     </w:p>
     <w:p>
